--- a/FYP-II_Report_FILLED.docx
+++ b/FYP-II_Report_FILLED.docx
@@ -5097,13 +5097,7 @@
         <w:rPr>
           <w:rFonts w:asciiTheme="majorBidi" w:hAnsiTheme="majorBidi" w:cstheme="majorBidi"/>
         </w:rPr>
-        <w:t xml:space="preserve">AI-Aircraft Efficiency &amp; Health System </w:t>
-      </w:r>
-      <w:r>
-        <w:rPr>
-          <w:rFonts w:asciiTheme="majorBidi" w:hAnsiTheme="majorBidi" w:cstheme="majorBidi"/>
-        </w:rPr>
-        <w:t>is an end-to-end aircraft health and efficiency monitoring system built specifically for Pakistan’s commercial aviation sector. The system continuously ingests live flight telemetry, runs two machine-learning models over that data, and presents the results through a modern web-based command center.</w:t>
+        <w:t>AI-Aircraft Efficiency &amp; Health System is an end-to-end aircraft health and efficiency monitoring system built specifically for Pakistan’s commercial aviation sector. The system continuously ingests live flight telemetry, runs two machine-learning models over that data, and presents the results through a modern web-based command center.</w:t>
       </w:r>
     </w:p>
     <w:p>
@@ -7285,7 +7279,19 @@
         <w:rPr>
           <w:rFonts w:asciiTheme="majorBidi" w:hAnsiTheme="majorBidi" w:cstheme="majorBidi"/>
         </w:rPr>
-        <w:t>Remaining Useful Life prediction using deep learning on the NASA CMAPSS dataset is a well-established research area. Recurrent architectures, particularly Long Short-Term Memory (LSTM) networks, have been shown to model the temporal degradation patterns of turbofan engines effectively, and the CMAPSS dataset is widely used as a benchmark by researchers at Boeing, Airbus, and GE Aviation.</w:t>
+        <w:t xml:space="preserve">Remaining </w:t>
+      </w:r>
+      <w:r>
+        <w:rPr>
+          <w:rFonts w:asciiTheme="majorBidi" w:hAnsiTheme="majorBidi" w:cstheme="majorBidi"/>
+        </w:rPr>
+        <w:tab/>
+      </w:r>
+      <w:r>
+        <w:rPr>
+          <w:rFonts w:asciiTheme="majorBidi" w:hAnsiTheme="majorBidi" w:cstheme="majorBidi"/>
+        </w:rPr>
+        <w:t>Useful Life prediction using deep learning on the NASA CMAPSS dataset is a well-established research area. Recurrent architectures, particularly Long Short-Term Memory (LSTM) networks, have been shown to model the temporal degradation patterns of turbofan engines effectively, and the CMAPSS dataset is widely used as a benchmark by researchers at Boeing, Airbus, and GE Aviation.</w:t>
       </w:r>
     </w:p>
     <w:p>
